--- a/Software Analysis and Design/Assessment Task 2 Case Study.docx
+++ b/Software Analysis and Design/Assessment Task 2 Case Study.docx
@@ -2564,10 +2564,10 @@
         <w:tblLook w:val="04A0" w:firstRow="1" w:lastRow="0" w:firstColumn="1" w:lastColumn="0" w:noHBand="0" w:noVBand="1"/>
       </w:tblPr>
       <w:tblGrid>
-        <w:gridCol w:w="2625"/>
-        <w:gridCol w:w="2625"/>
-        <w:gridCol w:w="2626"/>
-        <w:gridCol w:w="2580"/>
+        <w:gridCol w:w="2613"/>
+        <w:gridCol w:w="2611"/>
+        <w:gridCol w:w="2612"/>
+        <w:gridCol w:w="2620"/>
       </w:tblGrid>
       <w:tr>
         <w:tc>
@@ -2715,11 +2715,22 @@
             <w:r>
               <w:rPr>
                 <w:rFonts w:ascii="Times New Roman" w:hAnsi="Times New Roman" w:cs="Times New Roman"/>
-                <w:sz w:val="24"/>
-                <w:szCs w:val="24"/>
-              </w:rPr>
-              <w:t>?</w:t>
-            </w:r>
+                <w:b/>
+                <w:bCs/>
+                <w:sz w:val="24"/>
+                <w:szCs w:val="24"/>
+              </w:rPr>
+              <w:t>Sprint 3 (August 1 - August 31) - Final Version</w:t>
+            </w:r>
+          </w:p>
+          <w:p>
+            <w:pPr>
+              <w:rPr>
+                <w:rFonts w:ascii="Times New Roman" w:hAnsi="Times New Roman" w:cs="Times New Roman"/>
+                <w:sz w:val="24"/>
+                <w:szCs w:val="24"/>
+              </w:rPr>
+            </w:pPr>
           </w:p>
         </w:tc>
       </w:tr>
@@ -2803,6 +2814,14 @@
                 <w:szCs w:val="24"/>
               </w:rPr>
             </w:pPr>
+            <w:r>
+              <w:rPr>
+                <w:rFonts w:ascii="Times New Roman" w:hAnsi="Times New Roman" w:cs="Times New Roman"/>
+                <w:sz w:val="24"/>
+                <w:szCs w:val="24"/>
+              </w:rPr>
+              <w:t>Final</w:t>
+            </w:r>
           </w:p>
         </w:tc>
       </w:tr>
@@ -2886,6 +2905,33 @@
                 <w:szCs w:val="24"/>
               </w:rPr>
             </w:pPr>
+            <w:r>
+              <w:rPr>
+                <w:rFonts w:ascii="Times New Roman" w:hAnsi="Times New Roman" w:cs="Times New Roman"/>
+                <w:sz w:val="24"/>
+                <w:szCs w:val="24"/>
+              </w:rPr>
+              <w:t>Testing, debugging, and polishing the web gallery.</w:t>
+            </w:r>
+          </w:p>
+          <w:p>
+            <w:pPr>
+              <w:ind w:left="720"/>
+              <w:rPr>
+                <w:rFonts w:ascii="Times New Roman" w:hAnsi="Times New Roman" w:cs="Times New Roman"/>
+                <w:sz w:val="24"/>
+                <w:szCs w:val="24"/>
+              </w:rPr>
+            </w:pPr>
+          </w:p>
+          <w:p>
+            <w:pPr>
+              <w:rPr>
+                <w:rFonts w:ascii="Times New Roman" w:hAnsi="Times New Roman" w:cs="Times New Roman"/>
+                <w:sz w:val="24"/>
+                <w:szCs w:val="24"/>
+              </w:rPr>
+            </w:pPr>
           </w:p>
         </w:tc>
       </w:tr>
@@ -3020,6 +3066,81 @@
                 <w:szCs w:val="24"/>
               </w:rPr>
             </w:pPr>
+            <w:r>
+              <w:rPr>
+                <w:rFonts w:ascii="Times New Roman" w:hAnsi="Times New Roman" w:cs="Times New Roman"/>
+                <w:sz w:val="24"/>
+                <w:szCs w:val="24"/>
+              </w:rPr>
+              <w:t>1.</w:t>
+            </w:r>
+            <w:r>
+              <w:rPr>
+                <w:rFonts w:ascii="Times New Roman" w:hAnsi="Times New Roman" w:cs="Times New Roman"/>
+                <w:sz w:val="24"/>
+                <w:szCs w:val="24"/>
+              </w:rPr>
+              <w:t xml:space="preserve"> testing and debugging (NF3).</w:t>
+            </w:r>
+          </w:p>
+          <w:p>
+            <w:pPr>
+              <w:rPr>
+                <w:rFonts w:ascii="Times New Roman" w:hAnsi="Times New Roman" w:cs="Times New Roman"/>
+                <w:sz w:val="24"/>
+                <w:szCs w:val="24"/>
+              </w:rPr>
+            </w:pPr>
+            <w:r>
+              <w:rPr>
+                <w:rFonts w:ascii="Times New Roman" w:hAnsi="Times New Roman" w:cs="Times New Roman"/>
+                <w:sz w:val="24"/>
+                <w:szCs w:val="24"/>
+              </w:rPr>
+              <w:t>2.</w:t>
+            </w:r>
+            <w:r>
+              <w:rPr>
+                <w:rFonts w:ascii="Times New Roman" w:hAnsi="Times New Roman" w:cs="Times New Roman"/>
+                <w:sz w:val="24"/>
+                <w:szCs w:val="24"/>
+              </w:rPr>
+              <w:t>Optimize loading times and improve responsiveness (NF2, NF5, NF6).</w:t>
+            </w:r>
+          </w:p>
+          <w:p>
+            <w:pPr>
+              <w:rPr>
+                <w:rFonts w:ascii="Times New Roman" w:hAnsi="Times New Roman" w:cs="Times New Roman"/>
+                <w:sz w:val="24"/>
+                <w:szCs w:val="24"/>
+              </w:rPr>
+            </w:pPr>
+            <w:r>
+              <w:rPr>
+                <w:rFonts w:ascii="Times New Roman" w:hAnsi="Times New Roman" w:cs="Times New Roman"/>
+                <w:sz w:val="24"/>
+                <w:szCs w:val="24"/>
+              </w:rPr>
+              <w:t>3.</w:t>
+            </w:r>
+            <w:r>
+              <w:rPr>
+                <w:rFonts w:ascii="Times New Roman" w:hAnsi="Times New Roman" w:cs="Times New Roman"/>
+                <w:sz w:val="24"/>
+                <w:szCs w:val="24"/>
+              </w:rPr>
+              <w:t>Deploy and launch the website.</w:t>
+            </w:r>
+          </w:p>
+          <w:p>
+            <w:pPr>
+              <w:rPr>
+                <w:rFonts w:ascii="Times New Roman" w:hAnsi="Times New Roman" w:cs="Times New Roman"/>
+                <w:sz w:val="24"/>
+                <w:szCs w:val="24"/>
+              </w:rPr>
+            </w:pPr>
           </w:p>
         </w:tc>
       </w:tr>
@@ -3095,6 +3216,23 @@
           <w:tcPr>
             <w:tcW w:w="2671" w:type="dxa"/>
           </w:tcPr>
+          <w:p>
+            <w:pPr>
+              <w:rPr>
+                <w:rFonts w:ascii="Times New Roman" w:hAnsi="Times New Roman" w:cs="Times New Roman"/>
+                <w:sz w:val="24"/>
+                <w:szCs w:val="24"/>
+              </w:rPr>
+            </w:pPr>
+            <w:r>
+              <w:rPr>
+                <w:rFonts w:ascii="Times New Roman" w:hAnsi="Times New Roman" w:cs="Times New Roman"/>
+                <w:sz w:val="24"/>
+                <w:szCs w:val="24"/>
+              </w:rPr>
+              <w:t>To be completed by August 31</w:t>
+            </w:r>
+          </w:p>
           <w:p>
             <w:pPr>
               <w:rPr>
@@ -4451,6 +4589,7 @@
                 <w:sz w:val="24"/>
                 <w:szCs w:val="24"/>
               </w:rPr>
+              <w:lastRenderedPageBreak/>
               <w:t>Implement Search Features</w:t>
             </w:r>
           </w:p>
@@ -4757,7 +4896,6 @@
                       <w:sz w:val="24"/>
                       <w:szCs w:val="24"/>
                     </w:rPr>
-                    <w:lastRenderedPageBreak/>
                     <w:t>August 6</w:t>
                   </w:r>
                 </w:p>
@@ -4794,7 +4932,6 @@
                 <w:sz w:val="24"/>
                 <w:szCs w:val="24"/>
               </w:rPr>
-              <w:lastRenderedPageBreak/>
               <w:t>August 31</w:t>
             </w:r>
           </w:p>
@@ -5058,16 +5195,14 @@
         </w:rPr>
         <w:t xml:space="preserve">You must evaluate / reflect </w:t>
       </w:r>
-      <w:proofErr w:type="gramStart"/>
-      <w:r>
-        <w:rPr>
-          <w:rFonts w:ascii="Times New Roman" w:hAnsi="Times New Roman" w:cs="Times New Roman"/>
-          <w:sz w:val="24"/>
-          <w:szCs w:val="24"/>
-        </w:rPr>
-        <w:t>on  your</w:t>
-      </w:r>
-      <w:proofErr w:type="gramEnd"/>
+      <w:r>
+        <w:rPr>
+          <w:rFonts w:ascii="Times New Roman" w:hAnsi="Times New Roman" w:cs="Times New Roman"/>
+          <w:sz w:val="24"/>
+          <w:szCs w:val="24"/>
+        </w:rPr>
+        <w:t>on your</w:t>
+      </w:r>
       <w:r>
         <w:rPr>
           <w:rFonts w:ascii="Times New Roman" w:hAnsi="Times New Roman" w:cs="Times New Roman"/>
@@ -5076,15 +5211,6 @@
         </w:rPr>
         <w:t xml:space="preserve"> performance by completing / submitting an evaluation form (available on canvas)</w:t>
       </w:r>
-    </w:p>
-    <w:p>
-      <w:pPr>
-        <w:rPr>
-          <w:rFonts w:ascii="Times New Roman" w:hAnsi="Times New Roman" w:cs="Times New Roman"/>
-          <w:sz w:val="24"/>
-          <w:szCs w:val="24"/>
-        </w:rPr>
-      </w:pPr>
     </w:p>
     <w:p>
       <w:pPr>
@@ -7240,6 +7366,155 @@
     </w:lvl>
   </w:abstractNum>
   <w:abstractNum w:abstractNumId="2" w15:restartNumberingAfterBreak="0">
+    <w:nsid w:val="1CC849C2"/>
+    <w:multiLevelType w:val="multilevel"/>
+    <w:tmpl w:val="CA6AE1EA"/>
+    <w:lvl w:ilvl="0">
+      <w:start w:val="1"/>
+      <w:numFmt w:val="bullet"/>
+      <w:lvlText w:val=""/>
+      <w:lvlJc w:val="left"/>
+      <w:pPr>
+        <w:tabs>
+          <w:tab w:val="num" w:pos="720"/>
+        </w:tabs>
+        <w:ind w:left="720" w:hanging="360"/>
+      </w:pPr>
+      <w:rPr>
+        <w:rFonts w:ascii="Symbol" w:hAnsi="Symbol" w:hint="default"/>
+        <w:sz w:val="20"/>
+      </w:rPr>
+    </w:lvl>
+    <w:lvl w:ilvl="1" w:tentative="1">
+      <w:start w:val="1"/>
+      <w:numFmt w:val="bullet"/>
+      <w:lvlText w:val="o"/>
+      <w:lvlJc w:val="left"/>
+      <w:pPr>
+        <w:tabs>
+          <w:tab w:val="num" w:pos="1440"/>
+        </w:tabs>
+        <w:ind w:left="1440" w:hanging="360"/>
+      </w:pPr>
+      <w:rPr>
+        <w:rFonts w:ascii="Courier New" w:hAnsi="Courier New" w:hint="default"/>
+        <w:sz w:val="20"/>
+      </w:rPr>
+    </w:lvl>
+    <w:lvl w:ilvl="2" w:tentative="1">
+      <w:start w:val="1"/>
+      <w:numFmt w:val="bullet"/>
+      <w:lvlText w:val=""/>
+      <w:lvlJc w:val="left"/>
+      <w:pPr>
+        <w:tabs>
+          <w:tab w:val="num" w:pos="2160"/>
+        </w:tabs>
+        <w:ind w:left="2160" w:hanging="360"/>
+      </w:pPr>
+      <w:rPr>
+        <w:rFonts w:ascii="Wingdings" w:hAnsi="Wingdings" w:hint="default"/>
+        <w:sz w:val="20"/>
+      </w:rPr>
+    </w:lvl>
+    <w:lvl w:ilvl="3" w:tentative="1">
+      <w:start w:val="1"/>
+      <w:numFmt w:val="bullet"/>
+      <w:lvlText w:val=""/>
+      <w:lvlJc w:val="left"/>
+      <w:pPr>
+        <w:tabs>
+          <w:tab w:val="num" w:pos="2880"/>
+        </w:tabs>
+        <w:ind w:left="2880" w:hanging="360"/>
+      </w:pPr>
+      <w:rPr>
+        <w:rFonts w:ascii="Wingdings" w:hAnsi="Wingdings" w:hint="default"/>
+        <w:sz w:val="20"/>
+      </w:rPr>
+    </w:lvl>
+    <w:lvl w:ilvl="4" w:tentative="1">
+      <w:start w:val="1"/>
+      <w:numFmt w:val="bullet"/>
+      <w:lvlText w:val=""/>
+      <w:lvlJc w:val="left"/>
+      <w:pPr>
+        <w:tabs>
+          <w:tab w:val="num" w:pos="3600"/>
+        </w:tabs>
+        <w:ind w:left="3600" w:hanging="360"/>
+      </w:pPr>
+      <w:rPr>
+        <w:rFonts w:ascii="Wingdings" w:hAnsi="Wingdings" w:hint="default"/>
+        <w:sz w:val="20"/>
+      </w:rPr>
+    </w:lvl>
+    <w:lvl w:ilvl="5" w:tentative="1">
+      <w:start w:val="1"/>
+      <w:numFmt w:val="bullet"/>
+      <w:lvlText w:val=""/>
+      <w:lvlJc w:val="left"/>
+      <w:pPr>
+        <w:tabs>
+          <w:tab w:val="num" w:pos="4320"/>
+        </w:tabs>
+        <w:ind w:left="4320" w:hanging="360"/>
+      </w:pPr>
+      <w:rPr>
+        <w:rFonts w:ascii="Wingdings" w:hAnsi="Wingdings" w:hint="default"/>
+        <w:sz w:val="20"/>
+      </w:rPr>
+    </w:lvl>
+    <w:lvl w:ilvl="6" w:tentative="1">
+      <w:start w:val="1"/>
+      <w:numFmt w:val="bullet"/>
+      <w:lvlText w:val=""/>
+      <w:lvlJc w:val="left"/>
+      <w:pPr>
+        <w:tabs>
+          <w:tab w:val="num" w:pos="5040"/>
+        </w:tabs>
+        <w:ind w:left="5040" w:hanging="360"/>
+      </w:pPr>
+      <w:rPr>
+        <w:rFonts w:ascii="Wingdings" w:hAnsi="Wingdings" w:hint="default"/>
+        <w:sz w:val="20"/>
+      </w:rPr>
+    </w:lvl>
+    <w:lvl w:ilvl="7" w:tentative="1">
+      <w:start w:val="1"/>
+      <w:numFmt w:val="bullet"/>
+      <w:lvlText w:val=""/>
+      <w:lvlJc w:val="left"/>
+      <w:pPr>
+        <w:tabs>
+          <w:tab w:val="num" w:pos="5760"/>
+        </w:tabs>
+        <w:ind w:left="5760" w:hanging="360"/>
+      </w:pPr>
+      <w:rPr>
+        <w:rFonts w:ascii="Wingdings" w:hAnsi="Wingdings" w:hint="default"/>
+        <w:sz w:val="20"/>
+      </w:rPr>
+    </w:lvl>
+    <w:lvl w:ilvl="8" w:tentative="1">
+      <w:start w:val="1"/>
+      <w:numFmt w:val="bullet"/>
+      <w:lvlText w:val=""/>
+      <w:lvlJc w:val="left"/>
+      <w:pPr>
+        <w:tabs>
+          <w:tab w:val="num" w:pos="6480"/>
+        </w:tabs>
+        <w:ind w:left="6480" w:hanging="360"/>
+      </w:pPr>
+      <w:rPr>
+        <w:rFonts w:ascii="Wingdings" w:hAnsi="Wingdings" w:hint="default"/>
+        <w:sz w:val="20"/>
+      </w:rPr>
+    </w:lvl>
+  </w:abstractNum>
+  <w:abstractNum w:abstractNumId="3" w15:restartNumberingAfterBreak="0">
     <w:nsid w:val="3A6A3765"/>
     <w:multiLevelType w:val="multilevel"/>
     <w:tmpl w:val="C5D4005C"/>
@@ -7388,7 +7663,120 @@
       </w:rPr>
     </w:lvl>
   </w:abstractNum>
-  <w:abstractNum w:abstractNumId="3" w15:restartNumberingAfterBreak="0">
+  <w:abstractNum w:abstractNumId="4" w15:restartNumberingAfterBreak="0">
+    <w:nsid w:val="5C0F68B4"/>
+    <w:multiLevelType w:val="multilevel"/>
+    <w:tmpl w:val="00D065DC"/>
+    <w:lvl w:ilvl="0">
+      <w:start w:val="1"/>
+      <w:numFmt w:val="decimal"/>
+      <w:lvlText w:val="%1."/>
+      <w:lvlJc w:val="left"/>
+      <w:pPr>
+        <w:tabs>
+          <w:tab w:val="num" w:pos="720"/>
+        </w:tabs>
+        <w:ind w:left="720" w:hanging="360"/>
+      </w:pPr>
+    </w:lvl>
+    <w:lvl w:ilvl="1" w:tentative="1">
+      <w:start w:val="1"/>
+      <w:numFmt w:val="decimal"/>
+      <w:lvlText w:val="%2."/>
+      <w:lvlJc w:val="left"/>
+      <w:pPr>
+        <w:tabs>
+          <w:tab w:val="num" w:pos="1440"/>
+        </w:tabs>
+        <w:ind w:left="1440" w:hanging="360"/>
+      </w:pPr>
+    </w:lvl>
+    <w:lvl w:ilvl="2" w:tentative="1">
+      <w:start w:val="1"/>
+      <w:numFmt w:val="decimal"/>
+      <w:lvlText w:val="%3."/>
+      <w:lvlJc w:val="left"/>
+      <w:pPr>
+        <w:tabs>
+          <w:tab w:val="num" w:pos="2160"/>
+        </w:tabs>
+        <w:ind w:left="2160" w:hanging="360"/>
+      </w:pPr>
+    </w:lvl>
+    <w:lvl w:ilvl="3" w:tentative="1">
+      <w:start w:val="1"/>
+      <w:numFmt w:val="decimal"/>
+      <w:lvlText w:val="%4."/>
+      <w:lvlJc w:val="left"/>
+      <w:pPr>
+        <w:tabs>
+          <w:tab w:val="num" w:pos="2880"/>
+        </w:tabs>
+        <w:ind w:left="2880" w:hanging="360"/>
+      </w:pPr>
+    </w:lvl>
+    <w:lvl w:ilvl="4" w:tentative="1">
+      <w:start w:val="1"/>
+      <w:numFmt w:val="decimal"/>
+      <w:lvlText w:val="%5."/>
+      <w:lvlJc w:val="left"/>
+      <w:pPr>
+        <w:tabs>
+          <w:tab w:val="num" w:pos="3600"/>
+        </w:tabs>
+        <w:ind w:left="3600" w:hanging="360"/>
+      </w:pPr>
+    </w:lvl>
+    <w:lvl w:ilvl="5" w:tentative="1">
+      <w:start w:val="1"/>
+      <w:numFmt w:val="decimal"/>
+      <w:lvlText w:val="%6."/>
+      <w:lvlJc w:val="left"/>
+      <w:pPr>
+        <w:tabs>
+          <w:tab w:val="num" w:pos="4320"/>
+        </w:tabs>
+        <w:ind w:left="4320" w:hanging="360"/>
+      </w:pPr>
+    </w:lvl>
+    <w:lvl w:ilvl="6" w:tentative="1">
+      <w:start w:val="1"/>
+      <w:numFmt w:val="decimal"/>
+      <w:lvlText w:val="%7."/>
+      <w:lvlJc w:val="left"/>
+      <w:pPr>
+        <w:tabs>
+          <w:tab w:val="num" w:pos="5040"/>
+        </w:tabs>
+        <w:ind w:left="5040" w:hanging="360"/>
+      </w:pPr>
+    </w:lvl>
+    <w:lvl w:ilvl="7" w:tentative="1">
+      <w:start w:val="1"/>
+      <w:numFmt w:val="decimal"/>
+      <w:lvlText w:val="%8."/>
+      <w:lvlJc w:val="left"/>
+      <w:pPr>
+        <w:tabs>
+          <w:tab w:val="num" w:pos="5760"/>
+        </w:tabs>
+        <w:ind w:left="5760" w:hanging="360"/>
+      </w:pPr>
+    </w:lvl>
+    <w:lvl w:ilvl="8" w:tentative="1">
+      <w:start w:val="1"/>
+      <w:numFmt w:val="decimal"/>
+      <w:lvlText w:val="%9."/>
+      <w:lvlJc w:val="left"/>
+      <w:pPr>
+        <w:tabs>
+          <w:tab w:val="num" w:pos="6480"/>
+        </w:tabs>
+        <w:ind w:left="6480" w:hanging="360"/>
+      </w:pPr>
+    </w:lvl>
+  </w:abstractNum>
+  <w:abstractNum w:abstractNumId="5" w15:restartNumberingAfterBreak="0">
     <w:nsid w:val="6BF67931"/>
     <w:multiLevelType w:val="hybridMultilevel"/>
     <w:tmpl w:val="27B0E1E6"/>
@@ -7502,16 +7890,22 @@
     </w:lvl>
   </w:abstractNum>
   <w:num w:numId="1" w16cid:durableId="1035692099">
-    <w:abstractNumId w:val="3"/>
+    <w:abstractNumId w:val="5"/>
   </w:num>
   <w:num w:numId="2" w16cid:durableId="1536117049">
     <w:abstractNumId w:val="0"/>
   </w:num>
   <w:num w:numId="3" w16cid:durableId="174612050">
-    <w:abstractNumId w:val="2"/>
+    <w:abstractNumId w:val="3"/>
   </w:num>
   <w:num w:numId="4" w16cid:durableId="634873559">
     <w:abstractNumId w:val="1"/>
+  </w:num>
+  <w:num w:numId="5" w16cid:durableId="1225413329">
+    <w:abstractNumId w:val="2"/>
+  </w:num>
+  <w:num w:numId="6" w16cid:durableId="546769099">
+    <w:abstractNumId w:val="4"/>
   </w:num>
 </w:numbering>
 </file>
@@ -7918,7 +8312,6 @@
   <w:style w:type="character" w:default="1" w:styleId="DefaultParagraphFont">
     <w:name w:val="Default Paragraph Font"/>
     <w:uiPriority w:val="1"/>
-    <w:semiHidden/>
     <w:unhideWhenUsed/>
   </w:style>
   <w:style w:type="table" w:default="1" w:styleId="TableNormal">
